--- a/templates/post-incorporate/06 Authorisation_letter_on_RORC_ROND_RONS_lodgment - template.docx
+++ b/templates/post-incorporate/06 Authorisation_letter_on_RORC_ROND_RONS_lodgment - template.docx
@@ -1084,7 +1084,7 @@
       </w:pPr>
       <w:r>
         <w:rPr>
-          <w:rFonts w:hint="eastAsia"/>
+          <w:rFonts/>
           <w:b/>
           <w:bCs/>
         </w:rPr>
